--- a/.vyotiq/rules/rule-2026-08-18.md.docx
+++ b/.vyotiq/rules/rule-2026-08-18.md.docx
@@ -22,7 +22,7 @@
         <w:pStyle w:val="Heading2"/>
         <w:rPr/>
       </w:pPr>
-      <w:bookmarkStart w:colFirst="0" w:colLast="0" w:name="_ixd7831xnxt" w:id="0"/>
+      <w:bookmarkStart w:colFirst="0" w:colLast="0" w:name="_91a5ht3o51jv" w:id="0"/>
       <w:bookmarkEnd w:id="0"/>
       <w:r>
         <w:rPr>
@@ -36,7 +36,7 @@
         <w:pStyle w:val="Heading1"/>
         <w:rPr/>
       </w:pPr>
-      <w:bookmarkStart w:colFirst="0" w:colLast="0" w:name="_sxd7lk7yz57r" w:id="1"/>
+      <w:bookmarkStart w:colFirst="0" w:colLast="0" w:name="_6s5f36kootkt" w:id="1"/>
       <w:bookmarkEnd w:id="1"/>
       <w:r>
         <w:rPr>
